--- a/Final_Paper_Draft/B题论文草稿.docx
+++ b/Final_Paper_Draft/B题论文草稿.docx
@@ -2689,7 +2689,7 @@
           <w:rFonts w:ascii="宋体" w:hAnsi="宋体" w:eastAsia="宋体" w:cs="宋体"/>
           <w:sz w:val="21"/>
         </w:rPr>
-        <w:t>问题三全部为全向源。冻结方案取 7 个扫描点：原点和半径 1200 m 正六边形的 6 个顶点。布局在最小接收半径 1000 m 的保守口径下覆盖圆盘，并通过离线几何枚举验证任意源具有至少两个可用检测位置。相较早期 9 站圆环方案，7 点布局减少固定扫描路程和每频道检测次数，同时保留双站交会条件。</w:t>
+        <w:t>问题三全部为全向源。冻结方案取 7 个扫描点：原点和半径 1200 m 正六边形的 6 个顶点。布局在最小接收半径 1000 m 的保守口径下覆盖圆盘，并通过离线几何枚举验证任意源具有至少两个可用检测位置。该布局兼顾固定扫描路程、每频道检测次数和双站交会条件。</w:t>
       </w:r>
     </w:p>
     <w:p>
